--- a/web/downloads/Qalam-project-package/01-Qalam-scientific-project-25-pages.docx
+++ b/web/downloads/Qalam-project-package/01-Qalam-scientific-project-25-pages.docx
@@ -104,7 +104,7 @@
       <w:r>
         <w:t>Бағыты: жаратылыстану-математикалық</w:t>
         <w:br/>
-        <w:t>Секция: Информатика және цифрлық технологиялар</w:t>
+        <w:t>Секция: Информатика, жасанды интеллект, робототехника және STEM-инженерия</w:t>
       </w:r>
     </w:p>
     <w:p>
